--- a/suspicious-activity-detection/docs/vlm-recall-arch-forum.docx
+++ b/suspicious-activity-detection/docs/vlm-recall-arch-forum.docx
@@ -366,6 +366,133 @@
     </w:p>
     <w:p>
       <w:pPr>
+        <w:spacing w:before="200" w:after="80"/>
+      </w:pPr>
+      <w:r>
+        <w:rPr>
+          <w:b/>
+          <w:color w:val="1E6B3A"/>
+          <w:sz w:val="26"/>
+        </w:rPr>
+        <w:t>Appendix A — cameras.yaml (camera → tag mapping)</w:t>
+      </w:r>
+    </w:p>
+    <w:p>
+      <w:r>
+        <w:t>Single source of truth for the camera → tag mapping. The bridge reads it at startup to drive both ingestion (which RTSP stream to segment) and tagging (what tags each clip gets). Tag a camera once here; every clip from it is tagged automatically.</w:t>
+      </w:r>
+    </w:p>
+    <w:p>
+      <w:pPr>
+        <w:spacing w:before="80" w:after="120"/>
+        <w:ind w:left="216"/>
+        <w:shd w:val="clear" w:color="auto" w:fill="F4F4F4"/>
+      </w:pPr>
+      <w:r>
+        <w:rPr>
+          <w:rFonts w:ascii="Consolas" w:hAnsi="Consolas"/>
+          <w:color w:val="1A1A1A"/>
+          <w:sz w:val="17"/>
+        </w:rPr>
+        <w:t># configs/cameras.yaml</w:t>
+        <w:br/>
+        <w:t>cameras:</w:t>
+        <w:br/>
+        <w:t xml:space="preserve">  cam1:</w:t>
+        <w:br/>
+        <w:t xml:space="preserve">    rtsp_url: rtsp://localhost:8554/cam1   # live camera</w:t>
+        <w:br/>
+        <w:t xml:space="preserve">    source_file: null</w:t>
+        <w:br/>
+        <w:t xml:space="preserve">    area_label: lp-camera1                 # location label, also a search tag</w:t>
+        <w:br/>
+        <w:t xml:space="preserve">    store_id: store-001</w:t>
+        <w:br/>
+        <w:t xml:space="preserve">    enabled: true                          # false = skip this camera</w:t>
+        <w:br/>
+        <w:t xml:space="preserve">    segment_seconds: 60                    # clip length for RTSP segmenting</w:t>
+        <w:br/>
+        <w:t xml:space="preserve">    extra_tags: []                         # optional static tags on every clip</w:t>
+        <w:br/>
+        <w:br/>
+        <w:t xml:space="preserve">  cam-2:</w:t>
+        <w:br/>
+        <w:t xml:space="preserve">    rtsp_url: null                         # null = file-ingest only (no RTSP)</w:t>
+        <w:br/>
+        <w:t xml:space="preserve">    source_file: /data/clips/entrance-backfill.mp4</w:t>
+        <w:br/>
+        <w:t xml:space="preserve">    area_label: entrance</w:t>
+        <w:br/>
+        <w:t xml:space="preserve">    store_id: store-001</w:t>
+        <w:br/>
+        <w:t xml:space="preserve">    enabled: true</w:t>
+        <w:br/>
+        <w:t xml:space="preserve">    extra_tags: ["front-of-store"]</w:t>
+        <w:br/>
+      </w:r>
+    </w:p>
+    <w:p>
+      <w:pPr>
+        <w:pStyle w:val="ListBullet"/>
+        <w:spacing w:after="40"/>
+      </w:pPr>
+      <w:r>
+        <w:rPr>
+          <w:b/>
+        </w:rPr>
+        <w:t xml:space="preserve">map key (cam1): </w:t>
+      </w:r>
+      <w:r>
+        <w:t>stable camera id; becomes the primary search tag on every clip.</w:t>
+      </w:r>
+    </w:p>
+    <w:p>
+      <w:pPr>
+        <w:pStyle w:val="ListBullet"/>
+        <w:spacing w:after="40"/>
+      </w:pPr>
+      <w:r>
+        <w:rPr>
+          <w:b/>
+        </w:rPr>
+        <w:t xml:space="preserve">rtsp_url: </w:t>
+      </w:r>
+      <w:r>
+        <w:t>live RTSP URL → start a segmenter; null → file-ingest only (uses source_file).</w:t>
+      </w:r>
+    </w:p>
+    <w:p>
+      <w:pPr>
+        <w:pStyle w:val="ListBullet"/>
+        <w:spacing w:after="40"/>
+      </w:pPr>
+      <w:r>
+        <w:rPr>
+          <w:b/>
+        </w:rPr>
+        <w:t xml:space="preserve">area_label: </w:t>
+      </w:r>
+      <w:r>
+        <w:t>human location label (e.g. entrance, aisle-7) — the “near aisle 7” search tag.</w:t>
+      </w:r>
+    </w:p>
+    <w:p>
+      <w:pPr>
+        <w:pStyle w:val="ListBullet"/>
+        <w:spacing w:after="40"/>
+      </w:pPr>
+      <w:r>
+        <w:rPr>
+          <w:b/>
+        </w:rPr>
+        <w:t xml:space="preserve">store_id / extra_tags: </w:t>
+      </w:r>
+      <w:r>
+        <w:t>store scope tag; extra_tags appended verbatim to every clip.</w:t>
+      </w:r>
+    </w:p>
+    <w:p>
+      <w:pPr>
         <w:spacing w:before="240"/>
       </w:pPr>
       <w:r>
